--- a/IFT530_EDGroup_FinalProjectSummary.docx
+++ b/IFT530_EDGroup_FinalProjectSummary.docx
@@ -578,7 +578,7 @@
                 <w:i w:val="0"/>
                 <w:sz w:val="18"/>
               </w:rPr>
-              <w:t>The location on FactPayment against where the player was last seen and how long ago, in vwSuspiciousTransactions. fnGeoDistanceKm turns the two sets of coordinates on DimGeography into kilometres, so an impossible trip is something we measure instead of guess at.</w:t>
+              <w:t>The location on FactPayment against where the player was last seen and how long ago, in vwSuspiciousTransactions. fnGeoDistanceKm turns the two sets of coordinates on DimGeography into kilometers, so an impossible trip is something we measure instead of guess at.</w:t>
             </w:r>
           </w:p>
         </w:tc>
